--- a/AI-developer документация.docx
+++ b/AI-developer документация.docx
@@ -38,7 +38,7 @@
           <w:i/>
           <w:sz w:val="24"/>
         </w:rPr>
-        <w:t>Документ передачи проекта</w:t>
+        <w:t>Документация</w:t>
       </w:r>
     </w:p>
     <w:p>
@@ -50,7 +50,7 @@
           <w:color w:val="888888"/>
           <w:sz w:val="20"/>
         </w:rPr>
-        <w:t>Версия сервиса 0.1.0 · Назначение: техническая передача коллегам для эксплуатации и развития</w:t>
+        <w:t>Версия сервиса 0.1.0 · Назначение: техническая документация по эксплуатации и развитию</w:t>
       </w:r>
     </w:p>
     <w:p/>
@@ -59,7 +59,7 @@
         <w:rPr>
           <w:b w:val="0"/>
         </w:rPr>
-        <w:t>Это рабочий документ для инженеров, принимающих проект. Он описывает, из чего состоит система, как она работает, как развернуть её в production по шагам и в какую сторону развивать. Полный актуальный справочник — в каталоге docs/ репозитория (MkDocs-портал, see mkdocs.yml); этот файл — точка входа и краткая выжимка.</w:t>
+        <w:t>Это рабочий документ для инженеров, работающих над проектом. Он описывает, из чего состоит система, как она работает, как развернуть её в production по шагам и в какую сторону развивать. Полный актуальный справочник — в каталоге docs/ репозитория (MkDocs-портал, see mkdocs.yml); этот файл — точка входа и краткая выжимка.</w:t>
       </w:r>
     </w:p>
     <w:p/>
@@ -389,7 +389,7 @@
               <w:rPr>
                 <w:sz w:val="19"/>
               </w:rPr>
-              <w:t>proxy (Caddy)</w:t>
+              <w:t>reverse-proxy (Caddy)</w:t>
             </w:r>
           </w:p>
         </w:tc>
@@ -1853,7 +1853,7 @@
         <w:rPr>
           <w:b w:val="0"/>
         </w:rPr>
-        <w:t>Ниже — сквозной проход одного тикета от создания в Битрикс24 до слияния человеком. Это и есть «как система работает» в деталях; номера соответствуют этапам конвейера выше.</w:t>
+        <w:t>Ниже — сквозной проход одного тикета от создания в Битрикс24 до слияния человеком. Номера соответствуют этапам конвейера выше.</w:t>
       </w:r>
     </w:p>
     <w:p>
@@ -2023,7 +2023,7 @@
       <w:r>
         <w:drawing>
           <wp:inline xmlns:a="http://schemas.openxmlformats.org/drawingml/2006/main" xmlns:pic="http://schemas.openxmlformats.org/drawingml/2006/picture">
-            <wp:extent cx="5303520" cy="5847390"/>
+            <wp:extent cx="5303520" cy="5806091"/>
             <wp:docPr id="3" name="Picture 3"/>
             <wp:cNvGraphicFramePr>
               <a:graphicFrameLocks noChangeAspect="1"/>
@@ -2044,7 +2044,7 @@
                   <pic:spPr>
                     <a:xfrm>
                       <a:off x="0" y="0"/>
-                      <a:ext cx="5303520" cy="5847390"/>
+                      <a:ext cx="5303520" cy="5806091"/>
                     </a:xfrm>
                     <a:prstGeom prst="rect"/>
                   </pic:spPr>
